--- a/constancia-narrativa.docx
+++ b/constancia-narrativa.docx
@@ -885,7 +885,7 @@
           <w:sz w:val="22"/>
           <w:szCs w:val="22"/>
         </w:rPr>
-        <w:t xml:space="preserve">Tercero, guardar lo mínimo indispensable. En 2025 se conoció el caso de un migrante localizado y detenido por las autoridades migratorias de Estados Unidos a partir de los datos de sus envíos de dinero. Para la población a la que este servicio quiere servir, un producto que registra con detalle el destino de cada peso también genera un rastro, y esa realidad debe tomarse en serio desde la arquitectura misma del sistema: minimizar los datos que se recogen, proteger los que se guardan y ser transparentes sobre unos y otros no es un requisito legal más — es una función del producto y, bien resuelta, un argumento de venta. A esto se suma un entorno regulatorio que se ha endurecido, con un impuesto a los envíos y mayores requisitos de identificación, lo que obliga a diseñar cada punto de fricción con un cuidado extremo.</w:t>
+        <w:t xml:space="preserve">Tercero, guardar lo mínimo indispensable. Un servicio que registra con detalle el destino de cada peso acumula información muy personal de las dos familias, y esa realidad debe tomarse en serio desde la arquitectura misma del sistema: minimizar los datos que se recogen, proteger los que se guardan y ser transparentes sobre unos y otros no es un requisito legal más — es una función del producto y, bien resuelta, una razón de confianza. A esto se suma un entorno regulatorio que se ha endurecido, con un impuesto a los envíos y mayores requisitos de identificación, lo que obliga a diseñar cada punto de fricción con un cuidado extremo.</w:t>
       </w:r>
     </w:p>
     <w:p>
